--- a/МатМодиИИ/ФОС/ОС_Б2.О.02.01(П)_Производственная_практика_НИР.docx
+++ b/МатМодиИИ/ФОС/ОС_Б2.О.02.01(П)_Производственная_практика_НИР.docx
@@ -604,15 +604,7 @@
           <w:sz w:val="28"/>
           <w:szCs w:val="28"/>
         </w:rPr>
-        <w:t>Статус дисциплины: входит в</w:t>
-      </w:r>
-      <w:r>
-        <w:rPr>
-          <w:kern w:val="2"/>
-          <w:sz w:val="28"/>
-          <w:szCs w:val="28"/>
-        </w:rPr>
-        <w:t xml:space="preserve"> обязательную часть</w:t>
+        <w:t>Статус практики: входит в обязательную часть</w:t>
       </w:r>
     </w:p>
     <w:p>
@@ -809,10 +801,6 @@
     <w:p>
       <w:pPr>
         <w:pStyle w:val="a5"/>
-        <w:numPr>
-          <w:ilvl w:val="0"/>
-          <w:numId w:val="3"/>
-        </w:numPr>
         <w:suppressAutoHyphens/>
         <w:autoSpaceDN/>
         <w:jc w:val="center"/>
@@ -822,6 +810,10 @@
           <w:szCs w:val="24"/>
           <w:lang w:val="ru-RU" w:eastAsia="zh-CN"/>
         </w:rPr>
+        <w:keepNext/>
+        <w:numPr>
+          <w:numId w:val="0"/>
+        </w:numPr>
       </w:pPr>
       <w:r>
         <w:rPr>
@@ -830,25 +822,7 @@
           <w:szCs w:val="24"/>
           <w:lang w:val="ru-RU" w:eastAsia="zh-CN"/>
         </w:rPr>
-        <w:t>ПАСПОРТ ОЦЕНОЧНЫХ СРЕДСТВ ДЛЯ ПРОВЕДЕНИЯ ТЕКУЩЕГО КОНТРОЛЯ И ПРОМЕЖУТОЧНОЙ АТТЕСТАЦИИ ПО</w:t>
-      </w:r>
-      <w:r>
-        <w:rPr>
-          <w:kern w:val="2"/>
-          <w:sz w:val="24"/>
-          <w:szCs w:val="24"/>
-          <w:lang w:eastAsia="zh-CN"/>
-        </w:rPr>
-        <w:t> </w:t>
-      </w:r>
-      <w:r>
-        <w:rPr>
-          <w:kern w:val="2"/>
-          <w:sz w:val="24"/>
-          <w:szCs w:val="24"/>
-          <w:lang w:val="ru-RU" w:eastAsia="zh-CN"/>
-        </w:rPr>
-        <w:t>ПРАКТИКЕ</w:t>
+        <w:t>1. ПАСПОРТ ОЦЕНОЧНЫХ СРЕДСТВ ДЛЯ ПРОВЕДЕНИЯ ТЕКУЩЕГО КОНТРОЛЯ И ПРОМЕЖУТОЧНОЙ АТТЕСТАЦИИ ПО ПРАКТИКЕ</w:t>
       </w:r>
     </w:p>
     <w:p>
@@ -1279,61 +1253,11 @@
                 <w:szCs w:val="28"/>
                 <w:lang w:eastAsia="zh-CN"/>
               </w:rPr>
-              <w:t>Подготовительный этап:</w:t>
-            </w:r>
-          </w:p>
-          <w:p>
-            <w:pPr>
-              <w:spacing w:line="240" w:lineRule="auto"/>
-              <w:ind w:firstLine="0"/>
-              <w:rPr>
-                <w:bCs/>
-                <w:kern w:val="2"/>
-                <w:szCs w:val="28"/>
-                <w:lang w:eastAsia="zh-CN"/>
-              </w:rPr>
-            </w:pPr>
-            <w:r>
-              <w:rPr>
-                <w:bCs/>
-                <w:kern w:val="2"/>
-                <w:szCs w:val="28"/>
-                <w:lang w:eastAsia="zh-CN"/>
-              </w:rPr>
-              <w:t xml:space="preserve">1. </w:t>
-            </w:r>
-            <w:r>
-              <w:rPr>
-                <w:i/>
-              </w:rPr>
-              <w:t>Участие в установочной конференции</w:t>
-            </w:r>
-          </w:p>
-          <w:p>
-            <w:pPr>
-              <w:spacing w:line="240" w:lineRule="auto"/>
-              <w:ind w:firstLine="0"/>
-              <w:rPr>
-                <w:kern w:val="2"/>
-                <w:sz w:val="28"/>
-                <w:szCs w:val="20"/>
-                <w:lang w:eastAsia="zh-CN"/>
-              </w:rPr>
-            </w:pPr>
-            <w:r>
-              <w:rPr>
-                <w:bCs/>
-                <w:kern w:val="2"/>
-                <w:szCs w:val="28"/>
-                <w:lang w:eastAsia="zh-CN"/>
-              </w:rPr>
-              <w:t xml:space="preserve">2. </w:t>
-            </w:r>
-            <w:r>
-              <w:rPr>
-                <w:i/>
-              </w:rPr>
-              <w:t>Прохождение инструктажа по охране труда и технике безопасности</w:t>
+              <w:t>Организационный этап:</w:t>
+              <w:br/>
+              <w:t>1.1. Участие в установочной конференции</w:t>
+              <w:br/>
+              <w:t>1.2. Прохождение инструктажа по охране труда и технике безопасности</w:t>
             </w:r>
           </w:p>
         </w:tc>
@@ -1507,92 +1431,28 @@
                 <w:lang w:eastAsia="zh-CN"/>
               </w:rPr>
               <w:t>Основной этап:</w:t>
-            </w:r>
-          </w:p>
-          <w:p>
-            <w:pPr>
-              <w:snapToGrid w:val="0"/>
-              <w:ind w:firstLine="0"/>
-            </w:pPr>
-            <w:r>
-              <w:rPr>
-                <w:i/>
-              </w:rPr>
-              <w:t xml:space="preserve">2.1. Консультации руководителей практики от университета </w:t>
-            </w:r>
-          </w:p>
-          <w:p>
-            <w:pPr>
-              <w:snapToGrid w:val="0"/>
-              <w:ind w:firstLine="0"/>
-            </w:pPr>
-            <w:r>
-              <w:t>2.</w:t>
-            </w:r>
-            <w:r>
-              <w:t>2</w:t>
-            </w:r>
-            <w:r>
-              <w:t>. Изучение теоретического материала и современных научных публикаций по теме исследования.</w:t>
-            </w:r>
-            <w:r>
-              <w:t xml:space="preserve"> Обработка и анализ научно-технической информации и результатов исследований.</w:t>
-            </w:r>
-          </w:p>
-          <w:p>
-            <w:pPr>
-              <w:snapToGrid w:val="0"/>
-              <w:ind w:firstLine="0"/>
-            </w:pPr>
-            <w:r>
-              <w:t>2.</w:t>
-            </w:r>
-            <w:r>
-              <w:t>3</w:t>
-            </w:r>
-            <w:r>
-              <w:t xml:space="preserve">. Научно-исследовательская деятельность по заданию научного руководителя </w:t>
-            </w:r>
-          </w:p>
-          <w:p>
-            <w:pPr>
-              <w:snapToGrid w:val="0"/>
-              <w:ind w:firstLine="0"/>
-            </w:pPr>
-            <w:r>
-              <w:t>2.</w:t>
-            </w:r>
-            <w:r>
-              <w:t>4</w:t>
-            </w:r>
-            <w:r>
-              <w:t xml:space="preserve">. </w:t>
-            </w:r>
-            <w:r>
-              <w:t xml:space="preserve">Оформление результатов исследований. </w:t>
-            </w:r>
-            <w:r>
-              <w:t>Подготовка собственных научных публикаций</w:t>
-            </w:r>
-          </w:p>
-          <w:p>
-            <w:pPr>
-              <w:snapToGrid w:val="0"/>
-              <w:ind w:firstLine="0"/>
-            </w:pPr>
-            <w:r>
-              <w:t>2.5. Участие в научном семинаре «Математические методы в экономике»</w:t>
-            </w:r>
-          </w:p>
-          <w:p>
-            <w:pPr>
-              <w:snapToGrid w:val="0"/>
-              <w:ind w:firstLine="0"/>
-            </w:pPr>
-            <w:r>
-              <w:t>2.6. Участие в научных мероприятиях (факультативно)</w:t>
-            </w:r>
-          </w:p>
+              <w:br/>
+              <w:t>2.1. Консультации руководителей практики от университета</w:t>
+              <w:br/>
+              <w:t>2.2. Изучение научных источников, постановка задачи, выбор модели и протокола исследования.</w:t>
+              <w:br/>
+              <w:t>2.3. Исследовательская работа по заданию руководителя ВКР: базовое исследование в 9 семестре; уточнение модели или метода и проверка его вклада в 10 семестре.</w:t>
+              <w:br/>
+              <w:t>2.4. Анализ результатов, независимые проверки, исследование ограничений и подготовка научного текста.</w:t>
+              <w:br/>
+              <w:t>2.5. Представление результатов исследования на семинаре или консультации.</w:t>
+              <w:br/>
+              <w:t>2.6. Участие в научных мероприятиях (при наличии, в пределах индивидуального плана).</w:t>
+              <w:br/>
+              <w:t>2.7. Ведение документации</w:t>
+            </w:r>
+          </w:p>
+        </w:tc>
+        <w:tc>
+          <w:tcPr>
+            <w:tcW w:w="1903" w:type="dxa"/>
+            <w:vMerge/>
+          </w:tcPr>
           <w:p>
             <w:pPr>
               <w:suppressAutoHyphens/>
@@ -1600,11 +1460,20 @@
               <w:adjustRightInd/>
               <w:spacing w:line="240" w:lineRule="auto"/>
               <w:ind w:right="-1" w:firstLine="0"/>
-            </w:pPr>
-            <w:r>
-              <w:t>2.7. Участие в профориентационных мероприятиях (при наличии)</w:t>
-            </w:r>
-          </w:p>
+              <w:rPr>
+                <w:kern w:val="2"/>
+                <w:sz w:val="28"/>
+                <w:szCs w:val="20"/>
+                <w:lang w:eastAsia="zh-CN"/>
+              </w:rPr>
+            </w:pPr>
+          </w:p>
+        </w:tc>
+        <w:tc>
+          <w:tcPr>
+            <w:tcW w:w="1878" w:type="dxa"/>
+            <w:vMerge/>
+          </w:tcPr>
           <w:p>
             <w:pPr>
               <w:suppressAutoHyphens/>
@@ -1619,15 +1488,11 @@
                 <w:lang w:eastAsia="zh-CN"/>
               </w:rPr>
             </w:pPr>
-            <w:r>
-              <w:t>2.8. Ведение документации</w:t>
-            </w:r>
-          </w:p>
-        </w:tc>
-        <w:tc>
-          <w:tcPr>
-            <w:tcW w:w="1903" w:type="dxa"/>
-            <w:vMerge/>
+          </w:p>
+        </w:tc>
+        <w:tc>
+          <w:tcPr>
+            <w:tcW w:w="1791" w:type="dxa"/>
           </w:tcPr>
           <w:p>
             <w:pPr>
@@ -1636,19 +1501,51 @@
               <w:adjustRightInd/>
               <w:spacing w:line="240" w:lineRule="auto"/>
               <w:ind w:right="-1" w:firstLine="0"/>
-              <w:rPr>
+            </w:pPr>
+            <w:r>
+              <w:t>Собеседование</w:t>
+              <w:br/>
+              <w:t>Собеседование, отчет</w:t>
+              <w:br/>
+              <w:t>Доклад, собеседование, отчет</w:t>
+              <w:br/>
+              <w:t>Портфолио (факультативно)</w:t>
+              <w:br/>
+              <w:t>Отзыв научного руководителя</w:t>
+            </w:r>
+          </w:p>
+        </w:tc>
+      </w:tr>
+      <w:tr>
+        <w:tc>
+          <w:tcPr>
+            <w:tcW w:w="563" w:type="dxa"/>
+          </w:tcPr>
+          <w:p>
+            <w:pPr>
+              <w:spacing w:line="240" w:lineRule="auto"/>
+              <w:ind w:firstLine="0"/>
+              <w:rPr>
+                <w:bCs/>
                 <w:kern w:val="2"/>
-                <w:sz w:val="28"/>
-                <w:szCs w:val="20"/>
+                <w:szCs w:val="28"/>
                 <w:lang w:eastAsia="zh-CN"/>
               </w:rPr>
             </w:pPr>
-          </w:p>
-        </w:tc>
-        <w:tc>
-          <w:tcPr>
-            <w:tcW w:w="1878" w:type="dxa"/>
-            <w:vMerge/>
+            <w:r>
+              <w:rPr>
+                <w:bCs/>
+                <w:kern w:val="2"/>
+                <w:szCs w:val="28"/>
+                <w:lang w:eastAsia="zh-CN"/>
+              </w:rPr>
+              <w:t>3.</w:t>
+            </w:r>
+          </w:p>
+        </w:tc>
+        <w:tc>
+          <w:tcPr>
+            <w:tcW w:w="3102" w:type="dxa"/>
           </w:tcPr>
           <w:p>
             <w:pPr>
@@ -1657,18 +1554,22 @@
               <w:adjustRightInd/>
               <w:spacing w:line="240" w:lineRule="auto"/>
               <w:ind w:right="-1" w:firstLine="0"/>
-              <w:rPr>
-                <w:kern w:val="2"/>
-                <w:sz w:val="28"/>
-                <w:szCs w:val="20"/>
-                <w:lang w:eastAsia="zh-CN"/>
-              </w:rPr>
-            </w:pPr>
-          </w:p>
-        </w:tc>
-        <w:tc>
-          <w:tcPr>
-            <w:tcW w:w="1791" w:type="dxa"/>
+            </w:pPr>
+            <w:r>
+              <w:t>Заключительный этап:</w:t>
+              <w:br/>
+              <w:t>3.1. Подготовка отчета об итогах практики</w:t>
+              <w:br/>
+              <w:t>3.2. Участие в итоговой  конференции</w:t>
+              <w:br/>
+              <w:t>3.3. Прохождение промежуточной аттестации: зачёт в 9 семестре; зачёт с оценкой в 10 семестре.</w:t>
+            </w:r>
+          </w:p>
+        </w:tc>
+        <w:tc>
+          <w:tcPr>
+            <w:tcW w:w="1903" w:type="dxa"/>
+            <w:vMerge/>
           </w:tcPr>
           <w:p>
             <w:pPr>
@@ -1677,14 +1578,20 @@
               <w:adjustRightInd/>
               <w:spacing w:line="240" w:lineRule="auto"/>
               <w:ind w:right="-1" w:firstLine="0"/>
-            </w:pPr>
-            <w:r>
-              <w:t>Собеседование</w:t>
-            </w:r>
-            <w:r>
-              <w:t>, отчет</w:t>
-            </w:r>
-          </w:p>
+              <w:rPr>
+                <w:kern w:val="2"/>
+                <w:sz w:val="28"/>
+                <w:szCs w:val="20"/>
+                <w:lang w:eastAsia="zh-CN"/>
+              </w:rPr>
+            </w:pPr>
+          </w:p>
+        </w:tc>
+        <w:tc>
+          <w:tcPr>
+            <w:tcW w:w="1878" w:type="dxa"/>
+            <w:vMerge/>
+          </w:tcPr>
           <w:p>
             <w:pPr>
               <w:suppressAutoHyphens/>
@@ -1692,11 +1599,19 @@
               <w:adjustRightInd/>
               <w:spacing w:line="240" w:lineRule="auto"/>
               <w:ind w:right="-1" w:firstLine="0"/>
-            </w:pPr>
-            <w:r>
-              <w:t>Отзыв научного руководителя</w:t>
-            </w:r>
-          </w:p>
+              <w:rPr>
+                <w:kern w:val="2"/>
+                <w:sz w:val="28"/>
+                <w:szCs w:val="20"/>
+                <w:lang w:eastAsia="zh-CN"/>
+              </w:rPr>
+            </w:pPr>
+          </w:p>
+        </w:tc>
+        <w:tc>
+          <w:tcPr>
+            <w:tcW w:w="1791" w:type="dxa"/>
+          </w:tcPr>
           <w:p>
             <w:pPr>
               <w:suppressAutoHyphens/>
@@ -1706,229 +1621,11 @@
               <w:ind w:right="-1" w:firstLine="0"/>
             </w:pPr>
             <w:r>
-              <w:t>Доклад,</w:t>
-            </w:r>
-          </w:p>
-          <w:p>
-            <w:pPr>
-              <w:snapToGrid w:val="0"/>
-              <w:ind w:firstLine="0"/>
-            </w:pPr>
-            <w:r>
-              <w:t>Портфолио (факультативно)</w:t>
-            </w:r>
-          </w:p>
-          <w:p>
-            <w:pPr>
-              <w:suppressAutoHyphens/>
-              <w:autoSpaceDN/>
-              <w:adjustRightInd/>
-              <w:spacing w:line="240" w:lineRule="auto"/>
-              <w:ind w:right="-1" w:firstLine="0"/>
-              <w:rPr>
-                <w:kern w:val="2"/>
-                <w:sz w:val="28"/>
-                <w:szCs w:val="20"/>
-                <w:lang w:eastAsia="zh-CN"/>
-              </w:rPr>
-            </w:pPr>
-          </w:p>
-        </w:tc>
-      </w:tr>
-      <w:tr>
-        <w:tc>
-          <w:tcPr>
-            <w:tcW w:w="563" w:type="dxa"/>
-          </w:tcPr>
-          <w:p>
-            <w:pPr>
-              <w:spacing w:line="240" w:lineRule="auto"/>
-              <w:ind w:firstLine="0"/>
-              <w:rPr>
-                <w:bCs/>
-                <w:kern w:val="2"/>
-                <w:szCs w:val="28"/>
-                <w:lang w:eastAsia="zh-CN"/>
-              </w:rPr>
-            </w:pPr>
-            <w:r>
-              <w:rPr>
-                <w:bCs/>
-                <w:kern w:val="2"/>
-                <w:szCs w:val="28"/>
-                <w:lang w:eastAsia="zh-CN"/>
-              </w:rPr>
-              <w:lastRenderedPageBreak/>
-              <w:t>…</w:t>
-            </w:r>
-          </w:p>
-        </w:tc>
-        <w:tc>
-          <w:tcPr>
-            <w:tcW w:w="3102" w:type="dxa"/>
-          </w:tcPr>
-          <w:p>
-            <w:pPr>
-              <w:suppressAutoHyphens/>
-              <w:autoSpaceDN/>
-              <w:adjustRightInd/>
-              <w:spacing w:line="240" w:lineRule="auto"/>
-              <w:ind w:right="-1" w:firstLine="0"/>
-            </w:pPr>
-            <w:r>
-              <w:t>Заключительный</w:t>
-            </w:r>
-          </w:p>
-          <w:p>
-            <w:pPr>
-              <w:suppressAutoHyphens/>
-              <w:autoSpaceDN/>
-              <w:adjustRightInd/>
-              <w:spacing w:line="240" w:lineRule="auto"/>
-              <w:ind w:right="-1" w:firstLine="0"/>
-            </w:pPr>
-            <w:r>
-              <w:t>3.1. Подготовка отчета об итогах практики</w:t>
-            </w:r>
-          </w:p>
-          <w:p>
-            <w:pPr>
-              <w:suppressAutoHyphens/>
-              <w:autoSpaceDN/>
-              <w:adjustRightInd/>
-              <w:spacing w:line="240" w:lineRule="auto"/>
-              <w:ind w:right="-1" w:firstLine="0"/>
-              <w:rPr>
-                <w:i/>
-              </w:rPr>
-            </w:pPr>
-            <w:r>
-              <w:rPr>
-                <w:i/>
-              </w:rPr>
-              <w:t>3.2. Участие в итоговой  конференции</w:t>
-            </w:r>
-          </w:p>
-          <w:p>
-            <w:pPr>
-              <w:suppressAutoHyphens/>
-              <w:autoSpaceDN/>
-              <w:adjustRightInd/>
-              <w:spacing w:line="240" w:lineRule="auto"/>
-              <w:ind w:right="-1" w:firstLine="0"/>
-              <w:rPr>
-                <w:kern w:val="2"/>
-                <w:sz w:val="28"/>
-                <w:szCs w:val="20"/>
-                <w:lang w:eastAsia="zh-CN"/>
-              </w:rPr>
-            </w:pPr>
-            <w:r>
-              <w:rPr>
-                <w:i/>
-              </w:rPr>
-              <w:t>3.3. Прохождение промежуточной аттестации</w:t>
-            </w:r>
-          </w:p>
-        </w:tc>
-        <w:tc>
-          <w:tcPr>
-            <w:tcW w:w="1903" w:type="dxa"/>
-            <w:vMerge/>
-          </w:tcPr>
-          <w:p>
-            <w:pPr>
-              <w:suppressAutoHyphens/>
-              <w:autoSpaceDN/>
-              <w:adjustRightInd/>
-              <w:spacing w:line="240" w:lineRule="auto"/>
-              <w:ind w:right="-1" w:firstLine="0"/>
-              <w:rPr>
-                <w:kern w:val="2"/>
-                <w:sz w:val="28"/>
-                <w:szCs w:val="20"/>
-                <w:lang w:eastAsia="zh-CN"/>
-              </w:rPr>
-            </w:pPr>
-          </w:p>
-        </w:tc>
-        <w:tc>
-          <w:tcPr>
-            <w:tcW w:w="1878" w:type="dxa"/>
-            <w:vMerge/>
-          </w:tcPr>
-          <w:p>
-            <w:pPr>
-              <w:suppressAutoHyphens/>
-              <w:autoSpaceDN/>
-              <w:adjustRightInd/>
-              <w:spacing w:line="240" w:lineRule="auto"/>
-              <w:ind w:right="-1" w:firstLine="0"/>
-              <w:rPr>
-                <w:kern w:val="2"/>
-                <w:sz w:val="28"/>
-                <w:szCs w:val="20"/>
-                <w:lang w:eastAsia="zh-CN"/>
-              </w:rPr>
-            </w:pPr>
-          </w:p>
-        </w:tc>
-        <w:tc>
-          <w:tcPr>
-            <w:tcW w:w="1791" w:type="dxa"/>
-          </w:tcPr>
-          <w:p>
-            <w:pPr>
-              <w:suppressAutoHyphens/>
-              <w:autoSpaceDN/>
-              <w:adjustRightInd/>
-              <w:spacing w:line="240" w:lineRule="auto"/>
-              <w:ind w:right="-1" w:firstLine="0"/>
-            </w:pPr>
-            <w:r>
-              <w:t>Отч</w:t>
-            </w:r>
-            <w:r>
-              <w:t>е</w:t>
-            </w:r>
-            <w:r>
-              <w:t>тная документация</w:t>
-            </w:r>
-          </w:p>
-          <w:p>
-            <w:pPr>
-              <w:suppressAutoHyphens/>
-              <w:autoSpaceDN/>
-              <w:adjustRightInd/>
-              <w:spacing w:line="240" w:lineRule="auto"/>
-              <w:ind w:right="-1" w:firstLine="0"/>
-            </w:pPr>
-            <w:r>
+              <w:t>Отчетная документация</w:t>
+              <w:br/>
               <w:t>Защита отчета</w:t>
-            </w:r>
-          </w:p>
-          <w:p>
-            <w:pPr>
-              <w:suppressAutoHyphens/>
-              <w:autoSpaceDN/>
-              <w:adjustRightInd/>
-              <w:spacing w:line="240" w:lineRule="auto"/>
-              <w:ind w:right="-1" w:firstLine="0"/>
-              <w:rPr>
-                <w:kern w:val="2"/>
-                <w:sz w:val="28"/>
-                <w:szCs w:val="20"/>
-                <w:lang w:eastAsia="zh-CN"/>
-              </w:rPr>
-            </w:pPr>
-            <w:r>
-              <w:t>Зачет (9 семестр); зачет с оценкой (10 семестр)</w:t>
-            </w:r>
-            <w:r>
-              <w:t/>
-            </w:r>
-            <w:r>
-              <w:t/>
+              <w:br/>
+              <w:t>Зачёт / зачёт с оценкой по семестрам</w:t>
             </w:r>
           </w:p>
         </w:tc>
@@ -1952,10 +1649,6 @@
     <w:p>
       <w:pPr>
         <w:pStyle w:val="a5"/>
-        <w:numPr>
-          <w:ilvl w:val="0"/>
-          <w:numId w:val="4"/>
-        </w:numPr>
         <w:tabs>
           <w:tab w:val="left" w:pos="0"/>
         </w:tabs>
@@ -1969,6 +1662,10 @@
           <w:szCs w:val="24"/>
           <w:lang w:val="ru-RU" w:eastAsia="zh-CN"/>
         </w:rPr>
+        <w:keepNext/>
+        <w:numPr>
+          <w:numId w:val="0"/>
+        </w:numPr>
       </w:pPr>
       <w:r>
         <w:rPr>
@@ -1977,7 +1674,7 @@
           <w:szCs w:val="24"/>
           <w:lang w:val="ru-RU" w:eastAsia="zh-CN"/>
         </w:rPr>
-        <w:t>ТРЕБОВАНИЯ К РЕЗУЛЬТАТАМ ОБУЧЕНИЯ ПО ПРАКТИКЕ</w:t>
+        <w:t>2. ТРЕБОВАНИЯ К РЕЗУЛЬТАТАМ ОБУЧЕНИЯ ПО ПРАКТИКЕ</w:t>
       </w:r>
     </w:p>
     <w:p>
@@ -2151,28 +1848,9 @@
                 <w:szCs w:val="16"/>
                 <w:lang w:val="ru-RU"/>
               </w:rPr>
-              <w:t>Перечень планируемых результатов обучения по дисциплине</w:t>
-            </w:r>
-          </w:p>
-          <w:p>
-            <w:pPr>
-              <w:pStyle w:val="TableParagraph"/>
-              <w:jc w:val="center"/>
-              <w:rPr>
-                <w:rFonts w:eastAsia="Calibri"/>
-                <w:sz w:val="16"/>
-                <w:szCs w:val="16"/>
-                <w:lang w:val="ru-RU"/>
-              </w:rPr>
-            </w:pPr>
-            <w:r>
-              <w:rPr>
-                <w:rFonts w:eastAsia="Calibri"/>
-                <w:sz w:val="16"/>
-                <w:szCs w:val="16"/>
-                <w:lang w:val="ru-RU"/>
-              </w:rPr>
-              <w:t>В результате изучения дисциплины обучающиеся должны:</w:t>
+              <w:t>Перечень планируемых результатов обучения по практике</w:t>
+              <w:br/>
+              <w:t>В результате прохождения практики обучающиеся должны:</w:t>
             </w:r>
           </w:p>
         </w:tc>
@@ -4321,6 +3999,10 @@
           <w:szCs w:val="24"/>
           <w:lang w:eastAsia="zh-CN"/>
         </w:rPr>
+        <w:keepNext/>
+        <w:numPr>
+          <w:numId w:val="0"/>
+        </w:numPr>
       </w:pPr>
       <w:r>
         <w:rPr>
@@ -4329,17 +4011,7 @@
           <w:szCs w:val="24"/>
           <w:lang w:eastAsia="zh-CN"/>
         </w:rPr>
-        <w:t xml:space="preserve">3. ТИПОВОЙ </w:t>
-      </w:r>
-      <w:r>
-        <w:rPr>
-          <w:caps/>
-          <w:kern w:val="2"/>
-          <w:sz w:val="24"/>
-          <w:szCs w:val="24"/>
-          <w:lang w:eastAsia="zh-CN"/>
-        </w:rPr>
-        <w:t>комплект оценочных средств для текущего контроля и промежуточной аттестации по практике</w:t>
+        <w:t>3. ТИПОВОЙ КОМПЛЕКТ ОЦЕНОЧНЫХ СРЕДСТВ ДЛЯ ТЕКУЩЕГО КОНТРОЛЯ И ПРОМЕЖУТОЧНОЙ АТТЕСТАЦИИ ПО ПРАКТИКЕ</w:t>
       </w:r>
     </w:p>
     <w:p>
@@ -4362,6 +4034,7 @@
     <w:p>
       <w:pPr>
         <w:pStyle w:val="a5"/>
+        <w:keepNext/>
         <w:adjustRightInd w:val="0"/>
         <w:ind w:left="0" w:right="-2" w:firstLine="0"/>
         <w:contextualSpacing/>
@@ -4547,8 +4220,7 @@
               <w:rPr>
                 <w:i/>
               </w:rPr>
-              <w:lastRenderedPageBreak/>
-              <w:t xml:space="preserve">2.1. Консультации руководителей практики от университета </w:t>
+              <w:t>2.1. Консультации руководителей практики от университета</w:t>
             </w:r>
           </w:p>
         </w:tc>
@@ -4573,16 +4245,7 @@
               <w:ind w:firstLine="0"/>
             </w:pPr>
             <w:r>
-              <w:t>2.</w:t>
-            </w:r>
-            <w:r>
-              <w:t>2</w:t>
-            </w:r>
-            <w:r>
-              <w:t>. Изучение теоретического материала и современных научных публикаций по теме исследования.</w:t>
-            </w:r>
-            <w:r>
-              <w:t xml:space="preserve"> Обработка и анализ научно-технической информации и результатов исследований.</w:t>
+              <w:t>2.2. Изучение научных источников, постановка задачи, выбор модели и протокола исследования.</w:t>
             </w:r>
           </w:p>
         </w:tc>
@@ -4607,16 +4270,7 @@
               <w:ind w:firstLine="0"/>
             </w:pPr>
             <w:r>
-              <w:t>2.</w:t>
-            </w:r>
-            <w:r>
-              <w:t>3</w:t>
-            </w:r>
-            <w:r>
-              <w:t>. Научно-исследовательская деятельность по заданию научного руководителя выпускной квалификационной работы в соответствии с индивидуальным рабочим планом</w:t>
-            </w:r>
-            <w:r>
-              <w:t xml:space="preserve"> </w:t>
+              <w:t>2.3. Исследовательская работа по заданию руководителя ВКР: базовое исследование в 9 семестре; уточнение модели или метода и проверка его вклада в 10 семестре.</w:t>
             </w:r>
           </w:p>
         </w:tc>
@@ -4641,10 +4295,7 @@
               <w:ind w:firstLine="0"/>
             </w:pPr>
             <w:r>
-              <w:t xml:space="preserve">2.4. Оформление результатов исследований. </w:t>
-            </w:r>
-            <w:r>
-              <w:t>Подготовка собственных научных публикаций</w:t>
+              <w:t>2.4. Анализ результатов, независимые проверки, исследование ограничений и подготовка научного текста.</w:t>
             </w:r>
           </w:p>
         </w:tc>
@@ -4669,7 +4320,7 @@
               <w:ind w:firstLine="0"/>
             </w:pPr>
             <w:r>
-              <w:t>2.5. Участие в научном семинаре «Математические методы в экономике»</w:t>
+              <w:t>2.5. Представление результатов исследования на семинаре или консультации.</w:t>
             </w:r>
           </w:p>
         </w:tc>
@@ -4694,7 +4345,7 @@
               <w:ind w:firstLine="0"/>
             </w:pPr>
             <w:r>
-              <w:t>2.6. Участие в научных мероприятиях (факультативно)</w:t>
+              <w:t>2.6. Участие в научных мероприятиях (при наличии, в пределах индивидуального плана).</w:t>
             </w:r>
           </w:p>
         </w:tc>
@@ -4740,6 +4391,7 @@
     <w:p>
       <w:pPr>
         <w:pStyle w:val="a3"/>
+        <w:keepNext/>
         <w:spacing w:after="0" w:line="240" w:lineRule="auto"/>
         <w:ind w:right="-2" w:firstLine="0"/>
         <w:jc w:val="center"/>
@@ -4881,7 +4533,7 @@
           <w:sz w:val="28"/>
           <w:szCs w:val="28"/>
         </w:rPr>
-        <w:t xml:space="preserve">3. Обосновать выбор математической модели для исследовании данного явления или процесса </w:t>
+        <w:t xml:space="preserve">3. Обосновать выбор математической модели для исследования данного явления или процесса </w:t>
       </w:r>
     </w:p>
     <w:p>
@@ -5060,6 +4712,7 @@
     </w:p>
     <w:p>
       <w:pPr>
+        <w:keepNext/>
         <w:ind w:right="-2" w:firstLine="0"/>
         <w:contextualSpacing/>
         <w:jc w:val="both"/>
@@ -5097,37 +4750,6 @@
           <w:u w:val="single"/>
         </w:rPr>
         <w:t>к содержанию и оформлению отчета по практике</w:t>
-      </w:r>
-    </w:p>
-    <w:p>
-      <w:pPr>
-        <w:tabs>
-          <w:tab w:val="left" w:pos="0"/>
-          <w:tab w:val="left" w:pos="709"/>
-        </w:tabs>
-        <w:suppressAutoHyphens/>
-        <w:autoSpaceDN/>
-        <w:adjustRightInd/>
-        <w:spacing w:line="240" w:lineRule="auto"/>
-        <w:ind w:right="282" w:firstLine="0"/>
-        <w:jc w:val="center"/>
-        <w:rPr>
-          <w:i/>
-          <w:kern w:val="2"/>
-          <w:sz w:val="28"/>
-          <w:szCs w:val="28"/>
-          <w:u w:val="single"/>
-          <w:lang w:eastAsia="zh-CN"/>
-        </w:rPr>
-      </w:pPr>
-      <w:r>
-        <w:rPr>
-          <w:i/>
-          <w:kern w:val="2"/>
-          <w:sz w:val="28"/>
-          <w:szCs w:val="28"/>
-        </w:rPr>
-        <w:t>(содержание отчета должно полностью соответствовать программе практики и индивидуальному заданию обучающегося)</w:t>
       </w:r>
     </w:p>
     <w:p>
@@ -5153,16 +4775,7 @@
           <w:szCs w:val="28"/>
           <w:lang w:eastAsia="zh-CN"/>
         </w:rPr>
-        <w:t>Отчет о прохождении практики</w:t>
-      </w:r>
-      <w:r>
-        <w:rPr>
-          <w:kern w:val="2"/>
-          <w:sz w:val="28"/>
-          <w:szCs w:val="28"/>
-          <w:lang w:eastAsia="zh-CN"/>
-        </w:rPr>
-        <w:t xml:space="preserve"> должен содержать краткое описание проделанной работы в соответствии с индивидуальным рабочим планом и индивидуальным заданием. Текст отчета должен быть структурирован по пунктам, соответствующим индивидуальному заданию. В зависимости от специфики индивидуального задания отчет может содержать:</w:t>
+        <w:t>В каждом семестре обучающийся представляет отдельный комплект отчётности: индивидуальное задание (приложения 1.1 и 1.2 к программе практики), отчёт (титульный лист — приложение 1.3; рекомендации — приложение 1.4), отзыв руководителя (приложение 1.5), научный текст по результатам исследования и дневник практики (приложение 1.7). В отчёте 10 семестра отделяются результаты 9 семестра и новая работа.</w:t>
       </w:r>
     </w:p>
     <w:p>
@@ -5182,12 +4795,13 @@
       </w:pPr>
       <w:r>
         <w:rPr>
+          <w:b/>
           <w:kern w:val="2"/>
           <w:sz w:val="28"/>
           <w:szCs w:val="28"/>
           <w:lang w:eastAsia="zh-CN"/>
         </w:rPr>
-        <w:t>– описание полученного научного результата (постановка задачи и итоговый результат)</w:t>
+        <w:t>Отчет о прохождении практики должен содержать краткое описание проделанной работы в соответствии с индивидуальным заданием. Текст отчета должен быть структурирован по пунктам, соответствующим индивидуальному заданию. В зависимости от специфики индивидуального задания отчет может содержать:</w:t>
       </w:r>
     </w:p>
     <w:p>
@@ -5207,22 +4821,13 @@
       </w:pPr>
       <w:r>
         <w:rPr>
+          <w:b/>
           <w:kern w:val="2"/>
           <w:sz w:val="28"/>
           <w:szCs w:val="28"/>
           <w:lang w:eastAsia="zh-CN"/>
         </w:rPr>
-        <w:t xml:space="preserve">– описание бизнес-процессов на предприятии и итоги выполнения </w:t>
-      </w:r>
-      <w:r>
-        <w:rPr>
-          <w:kern w:val="2"/>
-          <w:sz w:val="28"/>
-          <w:szCs w:val="28"/>
-          <w:lang w:eastAsia="zh-CN"/>
-        </w:rPr>
-        <w:lastRenderedPageBreak/>
-        <w:t xml:space="preserve">аналитического задания на предприятии. </w:t>
+        <w:t>– описание полученного научного результата: постановка задачи, метод и итоговый результат;</w:t>
       </w:r>
     </w:p>
     <w:p>
@@ -5242,12 +4847,13 @@
       </w:pPr>
       <w:r>
         <w:rPr>
+          <w:b/>
           <w:kern w:val="2"/>
           <w:sz w:val="28"/>
           <w:szCs w:val="28"/>
           <w:lang w:eastAsia="zh-CN"/>
         </w:rPr>
-        <w:t>Образец оформления титульного листа отчета содержатся в Приложении 1.2. Методические рекомендации к его составлению содержатся в п. 12 и Приложении 1.2</w:t>
+        <w:t>– описание математической модели, программной реализации и проверенного результата исследования с указанием личного вклада.</w:t>
       </w:r>
     </w:p>
     <w:p>
@@ -5273,16 +4879,7 @@
           <w:szCs w:val="28"/>
           <w:lang w:eastAsia="zh-CN"/>
         </w:rPr>
-        <w:t xml:space="preserve">Отзыв научного руководителя (руководителя практики на предприятии) </w:t>
-      </w:r>
-      <w:r>
-        <w:rPr>
-          <w:kern w:val="2"/>
-          <w:sz w:val="28"/>
-          <w:szCs w:val="28"/>
-          <w:lang w:eastAsia="zh-CN"/>
-        </w:rPr>
-        <w:t>содержит общую характеристику о прохождении практики студентом и информацию о сформированности заявленных компетенций (Приложение 1.3).</w:t>
+        <w:t>Образец титульного листа отчёта приведён в приложении 1.3 к программе практики; рекомендации к составлению отчёта — в разделе 12 и приложении 1.4.</w:t>
       </w:r>
     </w:p>
     <w:p>
@@ -5303,22 +4900,12 @@
       <w:r>
         <w:rPr>
           <w:b/>
-          <w:bCs/>
           <w:kern w:val="2"/>
           <w:sz w:val="28"/>
           <w:szCs w:val="28"/>
           <w:lang w:eastAsia="zh-CN"/>
         </w:rPr>
-        <w:t>Подготовленная к публикации научная статья</w:t>
-      </w:r>
-      <w:r>
-        <w:rPr>
-          <w:kern w:val="2"/>
-          <w:sz w:val="28"/>
-          <w:szCs w:val="28"/>
-          <w:lang w:eastAsia="zh-CN"/>
-        </w:rPr>
-        <w:t xml:space="preserve"> должна содержать УДК, название, сведения об авторе, аннотацию, ключевые слова, текст статьи, оформленный по общим правилам для математическим текстам (см. Приложение 1.4).</w:t>
+        <w:t>Отзыв руководителя практики (руководителя практики на предприятии (в организации)) содержит общую характеристику о прохождении практики студентом и информацию о сформированности заявленных компетенций (Приложение 1.5). Если практика проходила в профильной организации, то отзыв подписывается руководителем практики от профильной организации и заверяется штампом или печатью профильной организации.</w:t>
       </w:r>
     </w:p>
     <w:p>
@@ -5338,32 +4925,13 @@
       </w:pPr>
       <w:r>
         <w:rPr>
+          <w:b/>
           <w:kern w:val="2"/>
           <w:sz w:val="28"/>
           <w:szCs w:val="28"/>
           <w:lang w:eastAsia="zh-CN"/>
         </w:rPr>
-        <w:t xml:space="preserve">Дополнительно к отчету может быть представлен </w:t>
-      </w:r>
-      <w:r>
-        <w:rPr>
-          <w:b/>
-          <w:bCs/>
-          <w:kern w:val="2"/>
-          <w:sz w:val="28"/>
-          <w:szCs w:val="28"/>
-          <w:lang w:eastAsia="zh-CN"/>
-        </w:rPr>
-        <w:t>список публикаций</w:t>
-      </w:r>
-      <w:r>
-        <w:rPr>
-          <w:kern w:val="2"/>
-          <w:sz w:val="28"/>
-          <w:szCs w:val="28"/>
-          <w:lang w:eastAsia="zh-CN"/>
-        </w:rPr>
-        <w:t xml:space="preserve"> по стандартной форме (Приложение 1.5), копии дипломов, сертификатов участника, грамот за лучший доклад и других наград за участие в научных мероприятиях. В случае наличия наград и сертификатов обязательно предоставление их электронных сканированных копий. Примерный перечень научных мероприятий и научных конкурсов содержится в п. 12.</w:t>
+        <w:t>При подготовке научной статьи в ней указываются название, авторы, аннотация, ключевые слова, постановка задачи, методы, результаты и источники. Макет приведён в Приложении 1.6. Подготовка или принятие статьи не является обязательным условием промежуточной аттестации.</w:t>
       </w:r>
     </w:p>
     <w:p>
@@ -5383,12 +4951,13 @@
       </w:pPr>
       <w:r>
         <w:rPr>
+          <w:b/>
           <w:kern w:val="2"/>
           <w:sz w:val="28"/>
           <w:szCs w:val="28"/>
           <w:lang w:eastAsia="zh-CN"/>
         </w:rPr>
-        <w:t xml:space="preserve">В случае наличия опубликованных статей в журналах и сборниках конференций обязательно предоставление сканированной копии титульного листа, его оборота с выходными данными и полного содержания печатного сборника. </w:t>
+        <w:t>В дневнике практики (Приложение 1.7) обучающийся по дням или по неделям, или по иным периодам времени, указывает деятельность, которую вел. Если практика проходила в профильной организации, то дневник подписывается руководителем практики от профильной организации и заверяется штампом или печатью профильной организации.</w:t>
       </w:r>
     </w:p>
     <w:p>
@@ -5408,32 +4977,13 @@
       </w:pPr>
       <w:r>
         <w:rPr>
+          <w:b/>
           <w:kern w:val="2"/>
           <w:sz w:val="28"/>
           <w:szCs w:val="28"/>
           <w:lang w:eastAsia="zh-CN"/>
         </w:rPr>
-        <w:t xml:space="preserve">В </w:t>
-      </w:r>
-      <w:r>
-        <w:rPr>
-          <w:b/>
-          <w:bCs/>
-          <w:kern w:val="2"/>
-          <w:sz w:val="28"/>
-          <w:szCs w:val="28"/>
-          <w:lang w:eastAsia="zh-CN"/>
-        </w:rPr>
-        <w:t>дневнике практики</w:t>
-      </w:r>
-      <w:r>
-        <w:rPr>
-          <w:kern w:val="2"/>
-          <w:sz w:val="28"/>
-          <w:szCs w:val="28"/>
-          <w:lang w:eastAsia="zh-CN"/>
-        </w:rPr>
-        <w:t xml:space="preserve"> обучающийся по дням или по неделям, или по иным периодам времени, указывает деятельность, которую вел. </w:t>
+        <w:t xml:space="preserve">Дополнительно к отчету может быть представлен список публикаций по стандартной форме (Приложение 1.8) и портфолио (копии дипломов, сертификатов участника, грамот за лучший доклад и других наград за участие в научных мероприятиях во время практики). В случае наличия наград и сертификатов обязательно предоставление их электронных сканированных копий. </w:t>
       </w:r>
     </w:p>
     <w:p>
@@ -5451,6 +5001,16 @@
           <w:lang w:eastAsia="zh-CN"/>
         </w:rPr>
       </w:pPr>
+      <w:r>
+        <w:rPr>
+          <w:b/>
+          <w:kern w:val="2"/>
+          <w:sz w:val="28"/>
+          <w:szCs w:val="28"/>
+          <w:lang w:eastAsia="zh-CN"/>
+        </w:rPr>
+        <w:t>На семинаре или консультации представляются постановка задачи, метод, собственный результат и проверки. В отчёте фиксируются вопросы и выполненные уточнения. Участие в научных мероприятиях отражается при наличии.</w:t>
+      </w:r>
     </w:p>
     <w:p>
       <w:pPr>
@@ -5458,7 +5018,8 @@
         <w:autoSpaceDN/>
         <w:adjustRightInd/>
         <w:spacing w:line="240" w:lineRule="auto"/>
-        <w:ind w:right="-2" w:firstLine="0"/>
+        <w:ind w:right="-2" w:firstLine="567"/>
+        <w:jc w:val="both"/>
         <w:rPr>
           <w:kern w:val="2"/>
           <w:sz w:val="28"/>
@@ -5466,6 +5027,15 @@
           <w:lang w:eastAsia="zh-CN"/>
         </w:rPr>
       </w:pPr>
+      <w:r>
+        <w:rPr>
+          <w:b/>
+          <w:kern w:val="2"/>
+          <w:sz w:val="28"/>
+          <w:szCs w:val="28"/>
+          <w:lang w:eastAsia="zh-CN"/>
+        </w:rPr>
+      </w:r>
     </w:p>
     <w:p>
       <w:pPr>
@@ -5481,6 +5051,10 @@
           <w:szCs w:val="24"/>
           <w:lang w:eastAsia="zh-CN"/>
         </w:rPr>
+        <w:keepNext/>
+        <w:numPr>
+          <w:numId w:val="0"/>
+        </w:numPr>
       </w:pPr>
       <w:r>
         <w:rPr>
@@ -5513,17 +5087,7 @@
           <w:szCs w:val="28"/>
           <w:lang w:eastAsia="en-US"/>
         </w:rPr>
-        <w:t xml:space="preserve">Результаты выполнения обучающимся заданий на практике оцениваются по шкале «зачтено» – «не зачтено», на дифференцированном зачете – по пятибалльной шкале </w:t>
-      </w:r>
-      <w:r>
-        <w:rPr>
-          <w:i/>
-          <w:kern w:val="2"/>
-          <w:sz w:val="28"/>
-          <w:szCs w:val="28"/>
-          <w:lang w:eastAsia="en-US"/>
-        </w:rPr>
-        <w:t>(выбрать необходимое).</w:t>
+        <w:t>В 9 семестре результаты оцениваются на зачёте по шкале «зачтено» — «не зачтено»; в 10 семестре — на зачёте с оценкой («отлично», «хорошо», «удовлетворительно», «неудовлетворительно»). Критерии ниже применяются с учётом формы аттестации соответствующего семестра.</w:t>
       </w:r>
     </w:p>
     <w:tbl>
